--- a/guj/docx/006.content.docx
+++ b/guj/docx/006.content.docx
@@ -385,18 +385,12 @@
           <w:lang w:val="gu_IN" w:bidi="gu_IN"/>
         </w:rPr>
       </w:r>
-      <w:hyperlink r:id="rId13">
-        <w:r>
-          <w:rPr>
-            <w:lang w:val="gu_IN" w:bidi="gu_IN"/>
-          </w:rPr>
-          <w:rPr>
-            <w:color w:val="0000EE"/>
-            <w:u w:val="single"/>
-          </w:rPr>
-          <w:t>1 રાજાઓ 18:27–29</w:t>
-        </w:r>
-      </w:hyperlink>
+      <w:r>
+        <w:rPr>
+          <w:lang w:val="gu_IN" w:bidi="gu_IN"/>
+        </w:rPr>
+        <w:t>1 રાજાઓ 18:27–29</w:t>
+      </w:r>
     </w:p>
     <w:p>
       <w:pPr>
@@ -409,18 +403,12 @@
           <w:lang w:val="gu_IN" w:bidi="gu_IN"/>
         </w:rPr>
       </w:r>
-      <w:hyperlink r:id="rId14">
-        <w:r>
-          <w:rPr>
-            <w:lang w:val="gu_IN" w:bidi="gu_IN"/>
-          </w:rPr>
-          <w:rPr>
-            <w:color w:val="0000EE"/>
-            <w:u w:val="single"/>
-          </w:rPr>
-          <w:t>1 થેસ્સલોનિકીઓ 4:13–15</w:t>
-        </w:r>
-      </w:hyperlink>
+      <w:r>
+        <w:rPr>
+          <w:lang w:val="gu_IN" w:bidi="gu_IN"/>
+        </w:rPr>
+        <w:t>1 થેસ્સલોનિકીઓ 4:13–15</w:t>
+      </w:r>
     </w:p>
     <w:p>
       <w:pPr>
@@ -433,18 +421,12 @@
           <w:lang w:val="gu_IN" w:bidi="gu_IN"/>
         </w:rPr>
       </w:r>
-      <w:hyperlink r:id="rId15">
-        <w:r>
-          <w:rPr>
-            <w:lang w:val="gu_IN" w:bidi="gu_IN"/>
-          </w:rPr>
-          <w:rPr>
-            <w:color w:val="0000EE"/>
-            <w:u w:val="single"/>
-          </w:rPr>
-          <w:t>પ્રેરિતોના કૃત્યો 7:59–60</w:t>
-        </w:r>
-      </w:hyperlink>
+      <w:r>
+        <w:rPr>
+          <w:lang w:val="gu_IN" w:bidi="gu_IN"/>
+        </w:rPr>
+        <w:t>પ્રેરિતોના કૃત્યો 7:59–60</w:t>
+      </w:r>
     </w:p>
     <w:p>
       <w:pPr>
@@ -457,18 +439,12 @@
           <w:lang w:val="gu_IN" w:bidi="gu_IN"/>
         </w:rPr>
       </w:r>
-      <w:hyperlink r:id="rId16">
-        <w:r>
-          <w:rPr>
-            <w:lang w:val="gu_IN" w:bidi="gu_IN"/>
-          </w:rPr>
-          <w:rPr>
-            <w:color w:val="0000EE"/>
-            <w:u w:val="single"/>
-          </w:rPr>
-          <w:t>દાનિયેલ 12:1–2</w:t>
-        </w:r>
-      </w:hyperlink>
+      <w:r>
+        <w:rPr>
+          <w:lang w:val="gu_IN" w:bidi="gu_IN"/>
+        </w:rPr>
+        <w:t>દાનિયેલ 12:1–2</w:t>
+      </w:r>
     </w:p>
     <w:p>
       <w:pPr>
@@ -481,18 +457,12 @@
           <w:lang w:val="gu_IN" w:bidi="gu_IN"/>
         </w:rPr>
       </w:r>
-      <w:hyperlink r:id="rId17">
-        <w:r>
-          <w:rPr>
-            <w:lang w:val="gu_IN" w:bidi="gu_IN"/>
-          </w:rPr>
-          <w:rPr>
-            <w:color w:val="0000EE"/>
-            <w:u w:val="single"/>
-          </w:rPr>
-          <w:t>ગીતશાસ્ત્ર 44:23–24</w:t>
-        </w:r>
-      </w:hyperlink>
+      <w:r>
+        <w:rPr>
+          <w:lang w:val="gu_IN" w:bidi="gu_IN"/>
+        </w:rPr>
+        <w:t>ગીતશાસ્ત્ર 44:23–24</w:t>
+      </w:r>
     </w:p>
     <w:p>
       <w:pPr>
@@ -505,18 +475,12 @@
           <w:lang w:val="gu_IN" w:bidi="gu_IN"/>
         </w:rPr>
       </w:r>
-      <w:hyperlink r:id="rId18">
-        <w:r>
-          <w:rPr>
-            <w:lang w:val="gu_IN" w:bidi="gu_IN"/>
-          </w:rPr>
-          <w:rPr>
-            <w:color w:val="0000EE"/>
-            <w:u w:val="single"/>
-          </w:rPr>
-          <w:t>રોમનો 13:11–12</w:t>
-        </w:r>
-      </w:hyperlink>
+      <w:r>
+        <w:rPr>
+          <w:lang w:val="gu_IN" w:bidi="gu_IN"/>
+        </w:rPr>
+        <w:t>રોમનો 13:11–12</w:t>
+      </w:r>
     </w:p>
     <w:p>
       <w:pPr>
@@ -763,18 +727,12 @@
           <w:lang w:val="gu_IN" w:bidi="gu_IN"/>
         </w:rPr>
       </w:r>
-      <w:hyperlink r:id="rId19">
-        <w:r>
-          <w:rPr>
-            <w:lang w:val="gu_IN" w:bidi="gu_IN"/>
-          </w:rPr>
-          <w:rPr>
-            <w:color w:val="0000EE"/>
-            <w:u w:val="single"/>
-          </w:rPr>
-          <w:t>યર્મિયાનો વિલાપ 1:13–14</w:t>
-        </w:r>
-      </w:hyperlink>
+      <w:r>
+        <w:rPr>
+          <w:lang w:val="gu_IN" w:bidi="gu_IN"/>
+        </w:rPr>
+        <w:t>યર્મિયાનો વિલાપ 1:13–14</w:t>
+      </w:r>
     </w:p>
     <w:p>
       <w:pPr>
@@ -787,18 +745,12 @@
           <w:lang w:val="gu_IN" w:bidi="gu_IN"/>
         </w:rPr>
       </w:r>
-      <w:hyperlink r:id="rId20">
-        <w:r>
-          <w:rPr>
-            <w:lang w:val="gu_IN" w:bidi="gu_IN"/>
-          </w:rPr>
-          <w:rPr>
-            <w:color w:val="0000EE"/>
-            <w:u w:val="single"/>
-          </w:rPr>
-          <w:t>ગીતશાસ્ત્ર 69:28–29</w:t>
-        </w:r>
-      </w:hyperlink>
+      <w:r>
+        <w:rPr>
+          <w:lang w:val="gu_IN" w:bidi="gu_IN"/>
+        </w:rPr>
+        <w:t>ગીતશાસ્ત્ર 69:28–29</w:t>
+      </w:r>
     </w:p>
     <w:p>
       <w:pPr>
@@ -1110,18 +1062,12 @@
           <w:lang w:val="gu_IN" w:bidi="gu_IN"/>
         </w:rPr>
       </w:r>
-      <w:hyperlink r:id="rId21">
-        <w:r>
-          <w:rPr>
-            <w:lang w:val="gu_IN" w:bidi="gu_IN"/>
-          </w:rPr>
-          <w:rPr>
-            <w:color w:val="0000EE"/>
-            <w:u w:val="single"/>
-          </w:rPr>
-          <w:t>1 પિતર 5:5–7</w:t>
-        </w:r>
-      </w:hyperlink>
+      <w:r>
+        <w:rPr>
+          <w:lang w:val="gu_IN" w:bidi="gu_IN"/>
+        </w:rPr>
+        <w:t>1 પિતર 5:5–7</w:t>
+      </w:r>
     </w:p>
     <w:p>
       <w:pPr>
@@ -1134,18 +1080,12 @@
           <w:lang w:val="gu_IN" w:bidi="gu_IN"/>
         </w:rPr>
       </w:r>
-      <w:hyperlink r:id="rId22">
-        <w:r>
-          <w:rPr>
-            <w:lang w:val="gu_IN" w:bidi="gu_IN"/>
-          </w:rPr>
-          <w:rPr>
-            <w:color w:val="0000EE"/>
-            <w:u w:val="single"/>
-          </w:rPr>
-          <w:t>2 શમુએલ 22:47–49</w:t>
-        </w:r>
-      </w:hyperlink>
+      <w:r>
+        <w:rPr>
+          <w:lang w:val="gu_IN" w:bidi="gu_IN"/>
+        </w:rPr>
+        <w:t>2 શમુએલ 22:47–49</w:t>
+      </w:r>
     </w:p>
     <w:p>
       <w:pPr>
@@ -1158,18 +1098,12 @@
           <w:lang w:val="gu_IN" w:bidi="gu_IN"/>
         </w:rPr>
       </w:r>
-      <w:hyperlink r:id="rId23">
-        <w:r>
-          <w:rPr>
-            <w:lang w:val="gu_IN" w:bidi="gu_IN"/>
-          </w:rPr>
-          <w:rPr>
-            <w:color w:val="0000EE"/>
-            <w:u w:val="single"/>
-          </w:rPr>
-          <w:t>પ્રેરિતો 5:29–32</w:t>
-        </w:r>
-      </w:hyperlink>
+      <w:r>
+        <w:rPr>
+          <w:lang w:val="gu_IN" w:bidi="gu_IN"/>
+        </w:rPr>
+        <w:t>પ્રેરિતો 5:29–32</w:t>
+      </w:r>
     </w:p>
     <w:p>
       <w:pPr>
@@ -1182,18 +1116,12 @@
           <w:lang w:val="gu_IN" w:bidi="gu_IN"/>
         </w:rPr>
       </w:r>
-      <w:hyperlink r:id="rId24">
-        <w:r>
-          <w:rPr>
-            <w:lang w:val="gu_IN" w:bidi="gu_IN"/>
-          </w:rPr>
-          <w:rPr>
-            <w:color w:val="0000EE"/>
-            <w:u w:val="single"/>
-          </w:rPr>
-          <w:t>ફિલિપ્પી 2:9–11</w:t>
-        </w:r>
-      </w:hyperlink>
+      <w:r>
+        <w:rPr>
+          <w:lang w:val="gu_IN" w:bidi="gu_IN"/>
+        </w:rPr>
+        <w:t>ફિલિપ્પી 2:9–11</w:t>
+      </w:r>
     </w:p>
     <w:p>
       <w:pPr>
@@ -1206,18 +1134,12 @@
           <w:lang w:val="gu_IN" w:bidi="gu_IN"/>
         </w:rPr>
       </w:r>
-      <w:hyperlink r:id="rId25">
-        <w:r>
-          <w:rPr>
-            <w:lang w:val="gu_IN" w:bidi="gu_IN"/>
-          </w:rPr>
-          <w:rPr>
-            <w:color w:val="0000EE"/>
-            <w:u w:val="single"/>
-          </w:rPr>
-          <w:t>ગીતશાસ્ત્ર 18:46–47</w:t>
-        </w:r>
-      </w:hyperlink>
+      <w:r>
+        <w:rPr>
+          <w:lang w:val="gu_IN" w:bidi="gu_IN"/>
+        </w:rPr>
+        <w:t>ગીતશાસ્ત્ર 18:46–47</w:t>
+      </w:r>
     </w:p>
     <w:p>
       <w:pPr>
@@ -1476,18 +1398,12 @@
           <w:lang w:val="gu_IN" w:bidi="gu_IN"/>
         </w:rPr>
       </w:r>
-      <w:hyperlink r:id="rId26">
-        <w:r>
-          <w:rPr>
-            <w:lang w:val="gu_IN" w:bidi="gu_IN"/>
-          </w:rPr>
-          <w:rPr>
-            <w:color w:val="0000EE"/>
-            <w:u w:val="single"/>
-          </w:rPr>
-          <w:t>1 કાળવૃતાંત 5:20–22</w:t>
-        </w:r>
-      </w:hyperlink>
+      <w:r>
+        <w:rPr>
+          <w:lang w:val="gu_IN" w:bidi="gu_IN"/>
+        </w:rPr>
+        <w:t>1 કાળવૃતાંત 5:20–22</w:t>
+      </w:r>
     </w:p>
     <w:p>
       <w:pPr>
@@ -1500,18 +1416,12 @@
           <w:lang w:val="gu_IN" w:bidi="gu_IN"/>
         </w:rPr>
       </w:r>
-      <w:hyperlink r:id="rId27">
-        <w:r>
-          <w:rPr>
-            <w:lang w:val="gu_IN" w:bidi="gu_IN"/>
-          </w:rPr>
-          <w:rPr>
-            <w:color w:val="0000EE"/>
-            <w:u w:val="single"/>
-          </w:rPr>
-          <w:t>2 કાળવૃતાંત 9:1–2</w:t>
-        </w:r>
-      </w:hyperlink>
+      <w:r>
+        <w:rPr>
+          <w:lang w:val="gu_IN" w:bidi="gu_IN"/>
+        </w:rPr>
+        <w:t>2 કાળવૃતાંત 9:1–2</w:t>
+      </w:r>
     </w:p>
     <w:p>
       <w:pPr>
@@ -1524,18 +1434,12 @@
           <w:lang w:val="gu_IN" w:bidi="gu_IN"/>
         </w:rPr>
       </w:r>
-      <w:hyperlink r:id="rId28">
-        <w:r>
-          <w:rPr>
-            <w:lang w:val="gu_IN" w:bidi="gu_IN"/>
-          </w:rPr>
-          <w:rPr>
-            <w:color w:val="0000EE"/>
-            <w:u w:val="single"/>
-          </w:rPr>
-          <w:t>નિર્ગમન 9:1–4</w:t>
-        </w:r>
-      </w:hyperlink>
+      <w:r>
+        <w:rPr>
+          <w:lang w:val="gu_IN" w:bidi="gu_IN"/>
+        </w:rPr>
+        <w:t>નિર્ગમન 9:1–4</w:t>
+      </w:r>
     </w:p>
     <w:p>
       <w:pPr>
@@ -1548,18 +1452,12 @@
           <w:lang w:val="gu_IN" w:bidi="gu_IN"/>
         </w:rPr>
       </w:r>
-      <w:hyperlink r:id="rId29">
-        <w:r>
-          <w:rPr>
-            <w:lang w:val="gu_IN" w:bidi="gu_IN"/>
-          </w:rPr>
-          <w:rPr>
-            <w:color w:val="0000EE"/>
-            <w:u w:val="single"/>
-          </w:rPr>
-          <w:t>માર્ક 10:23–25</w:t>
-        </w:r>
-      </w:hyperlink>
+      <w:r>
+        <w:rPr>
+          <w:lang w:val="gu_IN" w:bidi="gu_IN"/>
+        </w:rPr>
+        <w:t>માર્ક 10:23–25</w:t>
+      </w:r>
     </w:p>
     <w:p>
       <w:pPr>
@@ -1572,18 +1470,12 @@
           <w:lang w:val="gu_IN" w:bidi="gu_IN"/>
         </w:rPr>
       </w:r>
-      <w:hyperlink r:id="rId30">
-        <w:r>
-          <w:rPr>
-            <w:lang w:val="gu_IN" w:bidi="gu_IN"/>
-          </w:rPr>
-          <w:rPr>
-            <w:color w:val="0000EE"/>
-            <w:u w:val="single"/>
-          </w:rPr>
-          <w:t>માથ્થી 3:4–6</w:t>
-        </w:r>
-      </w:hyperlink>
+      <w:r>
+        <w:rPr>
+          <w:lang w:val="gu_IN" w:bidi="gu_IN"/>
+        </w:rPr>
+        <w:t>માથ્થી 3:4–6</w:t>
+      </w:r>
     </w:p>
     <w:p>
       <w:pPr>
@@ -1596,18 +1488,12 @@
           <w:lang w:val="gu_IN" w:bidi="gu_IN"/>
         </w:rPr>
       </w:r>
-      <w:hyperlink r:id="rId31">
-        <w:r>
-          <w:rPr>
-            <w:lang w:val="gu_IN" w:bidi="gu_IN"/>
-          </w:rPr>
-          <w:rPr>
-            <w:color w:val="0000EE"/>
-            <w:u w:val="single"/>
-          </w:rPr>
-          <w:t>માથ્થી 19:23–24</w:t>
-        </w:r>
-      </w:hyperlink>
+      <w:r>
+        <w:rPr>
+          <w:lang w:val="gu_IN" w:bidi="gu_IN"/>
+        </w:rPr>
+        <w:t>માથ્થી 19:23–24</w:t>
+      </w:r>
     </w:p>
     <w:p>
       <w:pPr>
@@ -1856,18 +1742,12 @@
           <w:lang w:val="gu_IN" w:bidi="gu_IN"/>
         </w:rPr>
       </w:r>
-      <w:hyperlink r:id="rId32">
-        <w:r>
-          <w:rPr>
-            <w:lang w:val="gu_IN" w:bidi="gu_IN"/>
-          </w:rPr>
-          <w:rPr>
-            <w:color w:val="0000EE"/>
-            <w:u w:val="single"/>
-          </w:rPr>
-          <w:t>યશાયા 21:10</w:t>
-        </w:r>
-      </w:hyperlink>
+      <w:r>
+        <w:rPr>
+          <w:lang w:val="gu_IN" w:bidi="gu_IN"/>
+        </w:rPr>
+        <w:t>યશાયા 21:10</w:t>
+      </w:r>
     </w:p>
     <w:p>
       <w:pPr>
@@ -1880,18 +1760,12 @@
           <w:lang w:val="gu_IN" w:bidi="gu_IN"/>
         </w:rPr>
       </w:r>
-      <w:hyperlink r:id="rId33">
-        <w:r>
-          <w:rPr>
-            <w:lang w:val="gu_IN" w:bidi="gu_IN"/>
-          </w:rPr>
-          <w:rPr>
-            <w:color w:val="0000EE"/>
-            <w:u w:val="single"/>
-          </w:rPr>
-          <w:t>લૂક 22:31–32</w:t>
-        </w:r>
-      </w:hyperlink>
+      <w:r>
+        <w:rPr>
+          <w:lang w:val="gu_IN" w:bidi="gu_IN"/>
+        </w:rPr>
+        <w:t>લૂક 22:31–32</w:t>
+      </w:r>
     </w:p>
     <w:p>
       <w:pPr>
@@ -1904,18 +1778,12 @@
           <w:lang w:val="gu_IN" w:bidi="gu_IN"/>
         </w:rPr>
       </w:r>
-      <w:hyperlink r:id="rId34">
-        <w:r>
-          <w:rPr>
-            <w:lang w:val="gu_IN" w:bidi="gu_IN"/>
-          </w:rPr>
-          <w:rPr>
-            <w:color w:val="0000EE"/>
-            <w:u w:val="single"/>
-          </w:rPr>
-          <w:t>માથ્થી 3:10–12</w:t>
-        </w:r>
-      </w:hyperlink>
+      <w:r>
+        <w:rPr>
+          <w:lang w:val="gu_IN" w:bidi="gu_IN"/>
+        </w:rPr>
+        <w:t>માથ્થી 3:10–12</w:t>
+      </w:r>
     </w:p>
     <w:p>
       <w:pPr>
@@ -1928,18 +1796,12 @@
           <w:lang w:val="gu_IN" w:bidi="gu_IN"/>
         </w:rPr>
       </w:r>
-      <w:hyperlink r:id="rId35">
-        <w:r>
-          <w:rPr>
-            <w:lang w:val="gu_IN" w:bidi="gu_IN"/>
-          </w:rPr>
-          <w:rPr>
-            <w:color w:val="0000EE"/>
-            <w:u w:val="single"/>
-          </w:rPr>
-          <w:t>નીતિવચનો 20:7–8</w:t>
-        </w:r>
-      </w:hyperlink>
+      <w:r>
+        <w:rPr>
+          <w:lang w:val="gu_IN" w:bidi="gu_IN"/>
+        </w:rPr>
+        <w:t>નીતિવચનો 20:7–8</w:t>
+      </w:r>
     </w:p>
     <w:p>
       <w:pPr>
@@ -1952,18 +1814,12 @@
           <w:lang w:val="gu_IN" w:bidi="gu_IN"/>
         </w:rPr>
       </w:r>
-      <w:hyperlink r:id="rId36">
-        <w:r>
-          <w:rPr>
-            <w:lang w:val="gu_IN" w:bidi="gu_IN"/>
-          </w:rPr>
-          <w:rPr>
-            <w:color w:val="0000EE"/>
-            <w:u w:val="single"/>
-          </w:rPr>
-          <w:t>રૂથ 3:1–2</w:t>
-        </w:r>
-      </w:hyperlink>
+      <w:r>
+        <w:rPr>
+          <w:lang w:val="gu_IN" w:bidi="gu_IN"/>
+        </w:rPr>
+        <w:t>રૂથ 3:1–2</w:t>
+      </w:r>
     </w:p>
     <w:p>
       <w:pPr>
